--- a/dossier-conformite-2026/livrables/03_Parcours_stagiaire/RI-06_Reglement_interieur_et_PV_delegues.docx
+++ b/dossier-conformite-2026/livrables/03_Parcours_stagiaire/RI-06_Reglement_interieur_et_PV_delegues.docx
@@ -16,7 +16,7 @@
       <w:r>
         <w:rPr>
           <w:b/>
-          <w:color w:val="C9A94D"/>
+          <w:color w:val="8A6D1F"/>
           <w:sz w:val="28"/>
         </w:rPr>
         <w:t>Articles L.6352-3 à L.6352-5 et R.6352-1 à R.6352-15 du code du travail</w:t>
@@ -74,25 +74,13 @@
         <w:rPr>
           <w:b w:val="0"/>
         </w:rPr>
-        <w:t xml:space="preserve">Horaires : </w:t>
+        <w:t xml:space="preserve">Horaires : 8 h 00 – 12 h 00 et 13 h 00 – 16 h 00 ; pauses de 10 h 00 à 10 h 15 et de 15 h 00 à 15 h 15. Émargement obligatoire par demi-journée. Toute absence est justifiée sous 48 h. Le financeur est informé des absences conformément à ses règles. À partir de </w:t>
       </w:r>
       <w:r>
         <w:rPr>
-          <w:b w:val="0"/>
-          <w:highlight w:val="yellow"/>
-        </w:rPr>
-        <w:t>[À COMPLÉTER]</w:t>
-      </w:r>
-      <w:r>
-        <w:rPr>
-          <w:b w:val="0"/>
-        </w:rPr>
-        <w:t xml:space="preserve">. Émargement obligatoire par demi-journée. Toute absence est justifiée sous 48 h. Le financeur est informé des absences conformément à ses règles. À partir de </w:t>
-      </w:r>
-      <w:r>
-        <w:rPr>
-          <w:b w:val="0"/>
-          <w:highlight w:val="yellow"/>
+          <w:b/>
+          <w:i/>
+          <w:color w:val="8A6D1F"/>
         </w:rPr>
         <w:t>[À COMPLÉTER : ex. 2]</w:t>
       </w:r>
@@ -224,8 +212,9 @@
       </w:r>
       <w:r>
         <w:rPr>
-          <w:b w:val="0"/>
-          <w:highlight w:val="yellow"/>
+          <w:b/>
+          <w:i/>
+          <w:color w:val="8A6D1F"/>
         </w:rPr>
         <w:t>[À COMPLÉTER]</w:t>
       </w:r>
@@ -237,8 +226,9 @@
       </w:r>
       <w:r>
         <w:rPr>
-          <w:b w:val="0"/>
-          <w:highlight w:val="yellow"/>
+          <w:b/>
+          <w:i/>
+          <w:color w:val="8A6D1F"/>
         </w:rPr>
         <w:t>[À COMPLÉTER]</w:t>
       </w:r>
@@ -274,15 +264,19 @@
         <w:gridCol w:w="5953"/>
       </w:tblGrid>
       <w:tr>
+        <w:trPr>
+          <w:cantSplit w:val="true"/>
+        </w:trPr>
         <w:tc>
           <w:tcPr>
             <w:tcW w:type="dxa" w:w="3685"/>
-            <w:shd w:val="clear" w:color="auto" w:fill="F2F2F2"/>
+            <w:shd w:val="clear" w:color="auto" w:fill="E8EEF7"/>
           </w:tcPr>
           <w:p>
             <w:r>
               <w:rPr>
                 <w:b/>
+                <w:color w:val="1B3A6B"/>
                 <w:sz w:val="22"/>
               </w:rPr>
               <w:t>Action de formation / session</w:t>
@@ -297,15 +291,19 @@
         </w:tc>
       </w:tr>
       <w:tr>
+        <w:trPr>
+          <w:cantSplit w:val="true"/>
+        </w:trPr>
         <w:tc>
           <w:tcPr>
             <w:tcW w:type="dxa" w:w="3685"/>
-            <w:shd w:val="clear" w:color="auto" w:fill="F2F2F2"/>
+            <w:shd w:val="clear" w:color="auto" w:fill="E8EEF7"/>
           </w:tcPr>
           <w:p>
             <w:r>
               <w:rPr>
                 <w:b/>
+                <w:color w:val="1B3A6B"/>
                 <w:sz w:val="22"/>
               </w:rPr>
               <w:t>Date du scrutin (entre 20e et 40e heure)</w:t>
@@ -320,15 +318,19 @@
         </w:tc>
       </w:tr>
       <w:tr>
+        <w:trPr>
+          <w:cantSplit w:val="true"/>
+        </w:trPr>
         <w:tc>
           <w:tcPr>
             <w:tcW w:type="dxa" w:w="3685"/>
-            <w:shd w:val="clear" w:color="auto" w:fill="F2F2F2"/>
+            <w:shd w:val="clear" w:color="auto" w:fill="E8EEF7"/>
           </w:tcPr>
           <w:p>
             <w:r>
               <w:rPr>
                 <w:b/>
+                <w:color w:val="1B3A6B"/>
                 <w:sz w:val="22"/>
               </w:rPr>
               <w:t>Nombre d'inscrits / votants</w:t>
@@ -343,15 +345,19 @@
         </w:tc>
       </w:tr>
       <w:tr>
+        <w:trPr>
+          <w:cantSplit w:val="true"/>
+        </w:trPr>
         <w:tc>
           <w:tcPr>
             <w:tcW w:type="dxa" w:w="3685"/>
-            <w:shd w:val="clear" w:color="auto" w:fill="F2F2F2"/>
+            <w:shd w:val="clear" w:color="auto" w:fill="E8EEF7"/>
           </w:tcPr>
           <w:p>
             <w:r>
               <w:rPr>
                 <w:b/>
+                <w:color w:val="1B3A6B"/>
                 <w:sz w:val="22"/>
               </w:rPr>
               <w:t>Délégué titulaire élu</w:t>
@@ -366,15 +372,19 @@
         </w:tc>
       </w:tr>
       <w:tr>
+        <w:trPr>
+          <w:cantSplit w:val="true"/>
+        </w:trPr>
         <w:tc>
           <w:tcPr>
             <w:tcW w:type="dxa" w:w="3685"/>
-            <w:shd w:val="clear" w:color="auto" w:fill="F2F2F2"/>
+            <w:shd w:val="clear" w:color="auto" w:fill="E8EEF7"/>
           </w:tcPr>
           <w:p>
             <w:r>
               <w:rPr>
                 <w:b/>
+                <w:color w:val="1B3A6B"/>
                 <w:sz w:val="22"/>
               </w:rPr>
               <w:t>Délégué suppléant élu</w:t>
@@ -389,15 +399,19 @@
         </w:tc>
       </w:tr>
       <w:tr>
+        <w:trPr>
+          <w:cantSplit w:val="true"/>
+        </w:trPr>
         <w:tc>
           <w:tcPr>
             <w:tcW w:type="dxa" w:w="3685"/>
-            <w:shd w:val="clear" w:color="auto" w:fill="F2F2F2"/>
+            <w:shd w:val="clear" w:color="auto" w:fill="E8EEF7"/>
           </w:tcPr>
           <w:p>
             <w:r>
               <w:rPr>
                 <w:b/>
+                <w:color w:val="1B3A6B"/>
                 <w:sz w:val="22"/>
               </w:rPr>
               <w:t>Carence éventuelle (motif)</w:t>
@@ -417,6 +431,7 @@
       <w:tblPr>
         <w:tblStyle w:val="TableGrid"/>
         <w:tblW w:type="auto" w:w="0"/>
+        <w:tblLayout w:type="fixed"/>
         <w:tblLook w:firstColumn="1" w:firstRow="1" w:lastColumn="0" w:lastRow="0" w:noHBand="0" w:noVBand="1" w:val="04A0"/>
       </w:tblPr>
       <w:tblGrid>
@@ -427,12 +442,13 @@
         <w:tc>
           <w:tcPr>
             <w:tcW w:type="dxa" w:w="4819"/>
-            <w:shd w:val="clear" w:color="auto" w:fill="F2F2F2"/>
+            <w:shd w:val="clear" w:color="auto" w:fill="E8EEF7"/>
           </w:tcPr>
           <w:p>
             <w:r>
               <w:rPr>
                 <w:b/>
+                <w:color w:val="1B3A6B"/>
                 <w:sz w:val="22"/>
               </w:rPr>
               <w:t>Le directeur</w:t>
@@ -442,12 +458,13 @@
         <w:tc>
           <w:tcPr>
             <w:tcW w:type="dxa" w:w="4819"/>
-            <w:shd w:val="clear" w:color="auto" w:fill="F2F2F2"/>
+            <w:shd w:val="clear" w:color="auto" w:fill="E8EEF7"/>
           </w:tcPr>
           <w:p>
             <w:r>
               <w:rPr>
                 <w:b/>
+                <w:color w:val="1B3A6B"/>
                 <w:sz w:val="22"/>
               </w:rPr>
               <w:t>Les délégués élus</w:t>
@@ -456,6 +473,9 @@
         </w:tc>
       </w:tr>
       <w:tr>
+        <w:trPr>
+          <w:cantSplit w:val="true"/>
+        </w:trPr>
         <w:tc>
           <w:tcPr>
             <w:tcW w:type="dxa" w:w="4819"/>
@@ -520,12 +540,14 @@
     </w:pPr>
     <w:r>
       <w:rPr>
+        <w:color w:val="1B3A6B"/>
         <w:sz w:val="18"/>
       </w:rPr>
-      <w:t xml:space="preserve">RI-06  —  YEBA FORMATIONS — SIRET 814 622 262 00032 — Version 2026-10 — Page </w:t>
+      <w:t xml:space="preserve">RI-06   |   YEBA FORMATIONS — SIRET 814 622 262 00032 — Version 2026-10   |   Page </w:t>
     </w:r>
     <w:r>
       <w:rPr>
+        <w:color w:val="1B3A6B"/>
         <w:sz w:val="18"/>
       </w:rPr>
       <w:fldChar w:fldCharType="begin"/>
@@ -545,7 +567,7 @@
     <w:r>
       <w:drawing>
         <wp:inline xmlns:a="http://schemas.openxmlformats.org/drawingml/2006/main" xmlns:pic="http://schemas.openxmlformats.org/drawingml/2006/picture">
-          <wp:extent cx="676510" cy="576000"/>
+          <wp:extent cx="634228" cy="540000"/>
           <wp:docPr id="1" name="Picture 1"/>
           <wp:cNvGraphicFramePr>
             <a:graphicFrameLocks noChangeAspect="1"/>
@@ -566,7 +588,7 @@
                 <pic:spPr>
                   <a:xfrm>
                     <a:off x="0" y="0"/>
-                    <a:ext cx="676510" cy="576000"/>
+                    <a:ext cx="634228" cy="540000"/>
                   </a:xfrm>
                   <a:prstGeom prst="rect"/>
                 </pic:spPr>
@@ -578,10 +600,11 @@
     </w:r>
     <w:r>
       <w:rPr>
+        <w:b/>
         <w:color w:val="1B3A6B"/>
         <w:sz w:val="18"/>
       </w:rPr>
-      <w:t xml:space="preserve">    YEBA FORMATIONS  |  NDA 04973676397  |  Qualiopi 25FOR02027.1</w:t>
+      <w:t xml:space="preserve">     YEBA FORMATIONS   |   NDA 04973676397   |   Qualiopi 25FOR02027.1</w:t>
     </w:r>
   </w:p>
 </w:hdr>
@@ -1068,8 +1091,8 @@
       <w:rFonts w:asciiTheme="majorHAnsi" w:eastAsiaTheme="majorEastAsia" w:hAnsiTheme="majorHAnsi" w:cstheme="majorBidi" w:ascii="Arial" w:hAnsi="Arial"/>
       <w:b/>
       <w:bCs/>
-      <w:color w:val="C9A94D"/>
-      <w:sz w:val="26"/>
+      <w:color w:val="8A6D1F"/>
+      <w:sz w:val="28"/>
     </w:rPr>
   </w:style>
   <w:style w:type="paragraph" w:styleId="Heading4">
@@ -1487,6 +1510,10 @@
       </w:numPr>
       <w:contextualSpacing/>
     </w:pPr>
+    <w:rPr>
+      <w:rFonts w:ascii="Arial" w:hAnsi="Arial"/>
+      <w:sz w:val="24"/>
+    </w:rPr>
   </w:style>
   <w:style w:type="paragraph" w:styleId="ListBullet2">
     <w:name w:val="List Bullet 2"/>
@@ -1526,6 +1553,10 @@
       </w:numPr>
       <w:contextualSpacing/>
     </w:pPr>
+    <w:rPr>
+      <w:rFonts w:ascii="Arial" w:hAnsi="Arial"/>
+      <w:sz w:val="24"/>
+    </w:rPr>
   </w:style>
   <w:style w:type="paragraph" w:styleId="ListNumber2">
     <w:name w:val="List Number 2"/>
